--- a/Cursos/Automatización/Propuesta_Curso_Automatizacion_Kinal.docx
+++ b/Cursos/Automatización/Propuesta_Curso_Automatizacion_Kinal.docx
@@ -1578,7 +1578,7 @@
         <w:br/>
         <w:t>• 80% Horas Prácticas en Taller/Laboratorio (96 horas): Cableado directo en tableros, configuración en teclado de variadores, montaje de sensores, descargas de programas a PLC y resolución de averías en banco físico de pruebas.</w:t>
         <w:br/>
-        <w:t>• 20% Horas en Plataforma Digital e Interpretación (24 horas): Lectura analítica de manuales técnicos de fabricante (Siemens, Schneider, WEG), diagramación en software CAD eléctrico (CADe SIMU) y cuestionarios previos de seguridad en Google Classroom institucional.</w:t>
+        <w:t>• 20% Horas en Plataforma Digital e Interpretación (24 horas): Lectura analítica de manuales técnicos de fabricante (Siemens, Schneider, WEG), diagramación en software CAD eléctrico (CADe SIMU) y cuestionarios previos de seguridad en Kinal.academy (Moodle) institucional.</w:t>
       </w:r>
     </w:p>
     <w:p>
